--- a/docs/developpement/phases/word/PHASE_73_ACHATS_INGREDIENTS_A_PART_RACCOURCI_DE_CLOTURE_FACTURE_QUI_ENTRE_EN_RE.docx
+++ b/docs/developpement/phases/word/PHASE_73_ACHATS_INGREDIENTS_A_PART_RACCOURCI_DE_CLOTURE_FACTURE_QUI_ENTRE_EN_RE.docx
@@ -18,9 +18,9 @@
         <w:shd w:fill="F6F3FF" w:color="auto" w:val="clear"/>
       </w:pPr>
       <w:r>
-        <w:t xml:space="preserve">FlaiX Expert · dossier de développement · généré le 2026-10-23 depuis le dépôt </w:t>
-      </w:r>
-      <w:hyperlink w:history="1" r:id="rIdoff-qu9vxykyrvlpvang0">
+        <w:t xml:space="preserve">FlaiX Expert · dossier de développement · généré le 2026-10-24 depuis le dépôt </w:t>
+      </w:r>
+      <w:hyperlink w:history="1" r:id="rIdouija1rvjizmmausghuyk">
         <w:r>
           <w:rPr>
             <w:rStyle w:val="Hyperlink"/>
@@ -619,7 +619,7 @@
           <w:numId w:val="2"/>
         </w:numPr>
       </w:pPr>
-      <w:hyperlink w:history="1" r:id="rIdibdyw1tpaysgwzqmpxn_o">
+      <w:hyperlink w:history="1" r:id="rId-x0f_9q3gazm3cgfxjrlj">
         <w:r>
           <w:rPr>
             <w:rStyle w:val="Hyperlink"/>
@@ -639,7 +639,7 @@
           <w:numId w:val="2"/>
         </w:numPr>
       </w:pPr>
-      <w:hyperlink w:history="1" r:id="rId6hc9eu9o2qylriqatxv1v">
+      <w:hyperlink w:history="1" r:id="rIda2gqd8zuarx8hzeqxpl9y">
         <w:r>
           <w:rPr>
             <w:rStyle w:val="Hyperlink"/>
@@ -659,7 +659,7 @@
           <w:numId w:val="2"/>
         </w:numPr>
       </w:pPr>
-      <w:hyperlink w:history="1" r:id="rIderzleyilaw1_geksyjgam">
+      <w:hyperlink w:history="1" r:id="rIddatejz-1n_svfhzgyamvx">
         <w:r>
           <w:rPr>
             <w:rStyle w:val="Hyperlink"/>
@@ -679,7 +679,7 @@
           <w:numId w:val="2"/>
         </w:numPr>
       </w:pPr>
-      <w:hyperlink w:history="1" r:id="rIdlly_h28ljalzel2lplyt6">
+      <w:hyperlink w:history="1" r:id="rIdboflat6_oyhnvgjoapvbk">
         <w:r>
           <w:rPr>
             <w:rStyle w:val="Hyperlink"/>
@@ -727,7 +727,7 @@
       <w:r>
         <w:t xml:space="preserve"> — créé — </w:t>
       </w:r>
-      <w:hyperlink w:history="1" r:id="rIdvrz6ahhr5fp0byizdtu66">
+      <w:hyperlink w:history="1" r:id="rIdig3wdknxtjp93_sbmd5vr">
         <w:r>
           <w:rPr>
             <w:rStyle w:val="Hyperlink"/>
@@ -756,7 +756,7 @@
       <w:r>
         <w:t xml:space="preserve"> — créé — </w:t>
       </w:r>
-      <w:hyperlink w:history="1" r:id="rIdwy00gc3ofn-ktdr9z6n53">
+      <w:hyperlink w:history="1" r:id="rId1ugh5wxq7yjp3-xf0b-jd">
         <w:r>
           <w:rPr>
             <w:rStyle w:val="Hyperlink"/>
@@ -785,7 +785,7 @@
       <w:r>
         <w:t xml:space="preserve"> — modifié — </w:t>
       </w:r>
-      <w:hyperlink w:history="1" r:id="rIdsg8vxtdm_ppxkrap5lfpc">
+      <w:hyperlink w:history="1" r:id="rIdtxgforngixn_yvtsptuws">
         <w:r>
           <w:rPr>
             <w:rStyle w:val="Hyperlink"/>
@@ -822,7 +822,7 @@
       <w:r>
         <w:t xml:space="preserve"> — modifié — </w:t>
       </w:r>
-      <w:hyperlink w:history="1" r:id="rIdxxc4svwttkfp_ao-ej_-o">
+      <w:hyperlink w:history="1" r:id="rIdracjh9rmk_-t7srcg_-wo">
         <w:r>
           <w:rPr>
             <w:rStyle w:val="Hyperlink"/>
@@ -851,7 +851,7 @@
       <w:r>
         <w:t xml:space="preserve"> — modifié — </w:t>
       </w:r>
-      <w:hyperlink w:history="1" r:id="rIdn7cwr2x9l2dn4eftqkff2">
+      <w:hyperlink w:history="1" r:id="rId95qapxsvp-cgrheop0_uo">
         <w:r>
           <w:rPr>
             <w:rStyle w:val="Hyperlink"/>
@@ -888,7 +888,7 @@
       <w:r>
         <w:t xml:space="preserve"> — modifié — </w:t>
       </w:r>
-      <w:hyperlink w:history="1" r:id="rId7t5vv-v6ydjsimp2zqtip">
+      <w:hyperlink w:history="1" r:id="rIdpudvdurmrwbvwcovzrh4a">
         <w:r>
           <w:rPr>
             <w:rStyle w:val="Hyperlink"/>
@@ -917,7 +917,7 @@
       <w:r>
         <w:t xml:space="preserve"> — créé — </w:t>
       </w:r>
-      <w:hyperlink w:history="1" r:id="rIduyvxx2yij5ezeaqjnksac">
+      <w:hyperlink w:history="1" r:id="rIdilqszsmtodgodmxkfp3ku">
         <w:r>
           <w:rPr>
             <w:rStyle w:val="Hyperlink"/>
@@ -946,7 +946,7 @@
       <w:r>
         <w:t xml:space="preserve"> — modifié — </w:t>
       </w:r>
-      <w:hyperlink w:history="1" r:id="rIdf8lularqcynqjl9fghogl">
+      <w:hyperlink w:history="1" r:id="rIdpwd0xy5_riv4hrkzpkaiw">
         <w:r>
           <w:rPr>
             <w:rStyle w:val="Hyperlink"/>
@@ -975,7 +975,7 @@
       <w:r>
         <w:t xml:space="preserve"> — modifié — </w:t>
       </w:r>
-      <w:hyperlink w:history="1" r:id="rIdzohau6f7mic91x-n8yvvk">
+      <w:hyperlink w:history="1" r:id="rIdqewitehrhdmx_bcsbsc6l">
         <w:r>
           <w:rPr>
             <w:rStyle w:val="Hyperlink"/>
@@ -1004,7 +1004,7 @@
       <w:r>
         <w:t xml:space="preserve"> — modifié — </w:t>
       </w:r>
-      <w:hyperlink w:history="1" r:id="rIdt2bh7776zcaxntzzsniw9">
+      <w:hyperlink w:history="1" r:id="rId1yrrxouunvryfohjhs__g">
         <w:r>
           <w:rPr>
             <w:rStyle w:val="Hyperlink"/>
@@ -1041,7 +1041,7 @@
       <w:r>
         <w:t xml:space="preserve"> — modifié — </w:t>
       </w:r>
-      <w:hyperlink w:history="1" r:id="rIdz_8fplk6n4yd-e89blvkz">
+      <w:hyperlink w:history="1" r:id="rIda-duqsqqr3ybjlfuvg41r">
         <w:r>
           <w:rPr>
             <w:rStyle w:val="Hyperlink"/>
@@ -1070,7 +1070,7 @@
       <w:r>
         <w:t xml:space="preserve"> — modifié — </w:t>
       </w:r>
-      <w:hyperlink w:history="1" r:id="rIdfcnwmsijlkjlsu6baeoqr">
+      <w:hyperlink w:history="1" r:id="rIdatfz7gg6csigmfz618bzj">
         <w:r>
           <w:rPr>
             <w:rStyle w:val="Hyperlink"/>
@@ -1099,7 +1099,7 @@
       <w:r>
         <w:t xml:space="preserve"> — créé — </w:t>
       </w:r>
-      <w:hyperlink w:history="1" r:id="rIdb0dhoamv-fshrspdlrx8x">
+      <w:hyperlink w:history="1" r:id="rId6ltcvjaysbh7z3e9wuiha">
         <w:r>
           <w:rPr>
             <w:rStyle w:val="Hyperlink"/>
@@ -1128,7 +1128,7 @@
       <w:r>
         <w:t xml:space="preserve"> — créé — </w:t>
       </w:r>
-      <w:hyperlink w:history="1" r:id="rId6ynfvtbppluyort2t1tvd">
+      <w:hyperlink w:history="1" r:id="rIdk9jj6mdw6y05l9udapkgb">
         <w:r>
           <w:rPr>
             <w:rStyle w:val="Hyperlink"/>
@@ -1157,7 +1157,7 @@
       <w:r>
         <w:t xml:space="preserve"> — modifié — </w:t>
       </w:r>
-      <w:hyperlink w:history="1" r:id="rIdgneue1fjhz_5upateai26">
+      <w:hyperlink w:history="1" r:id="rIdpsydpcq7faxv4s7xe_h4x">
         <w:r>
           <w:rPr>
             <w:rStyle w:val="Hyperlink"/>
@@ -1186,7 +1186,7 @@
       <w:r>
         <w:t xml:space="preserve"> — modifié — </w:t>
       </w:r>
-      <w:hyperlink w:history="1" r:id="rIdgizovnmv_duvr3kvk8ldn">
+      <w:hyperlink w:history="1" r:id="rIdywdoqegpgbfmxhlx4qowl">
         <w:r>
           <w:rPr>
             <w:rStyle w:val="Hyperlink"/>
@@ -1215,7 +1215,7 @@
       <w:r>
         <w:t xml:space="preserve"> — modifié — </w:t>
       </w:r>
-      <w:hyperlink w:history="1" r:id="rIdjd873czbfvcymmws2mhbd">
+      <w:hyperlink w:history="1" r:id="rIdmpczze5l3bijngjhhsgog">
         <w:r>
           <w:rPr>
             <w:rStyle w:val="Hyperlink"/>
@@ -1244,7 +1244,7 @@
       <w:r>
         <w:t xml:space="preserve"> — créé — </w:t>
       </w:r>
-      <w:hyperlink w:history="1" r:id="rIdlzdjmgramvzlxqqqcn47q">
+      <w:hyperlink w:history="1" r:id="rIdeuo3uzdkeuq7oympshhn6">
         <w:r>
           <w:rPr>
             <w:rStyle w:val="Hyperlink"/>
@@ -1273,7 +1273,7 @@
       <w:r>
         <w:t xml:space="preserve"> — modifié — </w:t>
       </w:r>
-      <w:hyperlink w:history="1" r:id="rIdsufc5u9tuxq6wpxpgzyxp">
+      <w:hyperlink w:history="1" r:id="rIdvybanw9q592ag1pfg0duc">
         <w:r>
           <w:rPr>
             <w:rStyle w:val="Hyperlink"/>
@@ -1302,7 +1302,7 @@
       <w:r>
         <w:t xml:space="preserve"> — modifié — </w:t>
       </w:r>
-      <w:hyperlink w:history="1" r:id="rIdnznoyeoa5srwo1hegdhig">
+      <w:hyperlink w:history="1" r:id="rId3d1farsltvvdhygl1-s2g">
         <w:r>
           <w:rPr>
             <w:rStyle w:val="Hyperlink"/>
@@ -1331,7 +1331,7 @@
       <w:r>
         <w:t xml:space="preserve"> — modifié — </w:t>
       </w:r>
-      <w:hyperlink w:history="1" r:id="rIdnjb4crb_cmwq6ufporil_">
+      <w:hyperlink w:history="1" r:id="rIdwql0pwdmd57hhefcstydr">
         <w:r>
           <w:rPr>
             <w:rStyle w:val="Hyperlink"/>
@@ -1368,7 +1368,7 @@
       <w:r>
         <w:t xml:space="preserve"> — modifié — </w:t>
       </w:r>
-      <w:hyperlink w:history="1" r:id="rIdljhatljehadtyqongeyjl">
+      <w:hyperlink w:history="1" r:id="rIdf8iroaectujylqyiru_jy">
         <w:r>
           <w:rPr>
             <w:rStyle w:val="Hyperlink"/>
@@ -1405,7 +1405,7 @@
       <w:r>
         <w:t xml:space="preserve"> — modifié — </w:t>
       </w:r>
-      <w:hyperlink w:history="1" r:id="rIdbynwexvlxbvx9s30f4ek_">
+      <w:hyperlink w:history="1" r:id="rIdag86xqmzvismivaqpt0pd">
         <w:r>
           <w:rPr>
             <w:rStyle w:val="Hyperlink"/>
@@ -1474,6 +1474,18 @@
       </w:pPr>
       <w:r>
         <w:t xml:space="preserve">avec la case : 24 canettes entrent en réserve au prix et à la date de la facture, ligne rapprochée, facture validée</w:t>
+      </w:r>
+    </w:p>
+    <w:p>
+      <w:pPr>
+        <w:pStyle w:val="ListParagraph"/>
+        <w:numPr>
+          <w:ilvl w:val="1"/>
+          <w:numId w:val="2"/>
+        </w:numPr>
+      </w:pPr>
+      <w:r>
+        <w:t xml:space="preserve">correspondance apprise ; [F] colis oublié : alerte, validation refusée sans « J'ai vérifié », acceptée avec</w:t>
       </w:r>
     </w:p>
     <w:p>

--- a/docs/developpement/phases/word/PHASE_73_ACHATS_INGREDIENTS_A_PART_RACCOURCI_DE_CLOTURE_FACTURE_QUI_ENTRE_EN_RE.docx
+++ b/docs/developpement/phases/word/PHASE_73_ACHATS_INGREDIENTS_A_PART_RACCOURCI_DE_CLOTURE_FACTURE_QUI_ENTRE_EN_RE.docx
@@ -18,9 +18,9 @@
         <w:shd w:fill="F6F3FF" w:color="auto" w:val="clear"/>
       </w:pPr>
       <w:r>
-        <w:t xml:space="preserve">FlaiX Expert · dossier de développement · généré le 2026-10-24 depuis le dépôt </w:t>
-      </w:r>
-      <w:hyperlink w:history="1" r:id="rIdouija1rvjizmmausghuyk">
+        <w:t xml:space="preserve">FlaiX Expert · dossier de développement · généré le 2026-10-25 depuis le dépôt </w:t>
+      </w:r>
+      <w:hyperlink w:history="1" r:id="rIdcdqqvllrn5wo2nf-scm41">
         <w:r>
           <w:rPr>
             <w:rStyle w:val="Hyperlink"/>
@@ -619,7 +619,7 @@
           <w:numId w:val="2"/>
         </w:numPr>
       </w:pPr>
-      <w:hyperlink w:history="1" r:id="rId-x0f_9q3gazm3cgfxjrlj">
+      <w:hyperlink w:history="1" r:id="rIdavsq2qks8gowo9ulgljf5">
         <w:r>
           <w:rPr>
             <w:rStyle w:val="Hyperlink"/>
@@ -639,7 +639,7 @@
           <w:numId w:val="2"/>
         </w:numPr>
       </w:pPr>
-      <w:hyperlink w:history="1" r:id="rIda2gqd8zuarx8hzeqxpl9y">
+      <w:hyperlink w:history="1" r:id="rIdzzy4qvfmhrhiuqpfom43s">
         <w:r>
           <w:rPr>
             <w:rStyle w:val="Hyperlink"/>
@@ -659,7 +659,7 @@
           <w:numId w:val="2"/>
         </w:numPr>
       </w:pPr>
-      <w:hyperlink w:history="1" r:id="rIddatejz-1n_svfhzgyamvx">
+      <w:hyperlink w:history="1" r:id="rId7qkxvpqabffuf6yjzphcf">
         <w:r>
           <w:rPr>
             <w:rStyle w:val="Hyperlink"/>
@@ -679,7 +679,7 @@
           <w:numId w:val="2"/>
         </w:numPr>
       </w:pPr>
-      <w:hyperlink w:history="1" r:id="rIdboflat6_oyhnvgjoapvbk">
+      <w:hyperlink w:history="1" r:id="rId-k9daxu_13kzeoetjgrji">
         <w:r>
           <w:rPr>
             <w:rStyle w:val="Hyperlink"/>
@@ -727,7 +727,7 @@
       <w:r>
         <w:t xml:space="preserve"> — créé — </w:t>
       </w:r>
-      <w:hyperlink w:history="1" r:id="rIdig3wdknxtjp93_sbmd5vr">
+      <w:hyperlink w:history="1" r:id="rId5irrltypug7ih7w_vhvz6">
         <w:r>
           <w:rPr>
             <w:rStyle w:val="Hyperlink"/>
@@ -756,7 +756,7 @@
       <w:r>
         <w:t xml:space="preserve"> — créé — </w:t>
       </w:r>
-      <w:hyperlink w:history="1" r:id="rId1ugh5wxq7yjp3-xf0b-jd">
+      <w:hyperlink w:history="1" r:id="rIdxnpi3igx95wi2nn5pjrwl">
         <w:r>
           <w:rPr>
             <w:rStyle w:val="Hyperlink"/>
@@ -785,7 +785,7 @@
       <w:r>
         <w:t xml:space="preserve"> — modifié — </w:t>
       </w:r>
-      <w:hyperlink w:history="1" r:id="rIdtxgforngixn_yvtsptuws">
+      <w:hyperlink w:history="1" r:id="rIdq5f9n_vv38t1q4v3fduwy">
         <w:r>
           <w:rPr>
             <w:rStyle w:val="Hyperlink"/>
@@ -822,7 +822,7 @@
       <w:r>
         <w:t xml:space="preserve"> — modifié — </w:t>
       </w:r>
-      <w:hyperlink w:history="1" r:id="rIdracjh9rmk_-t7srcg_-wo">
+      <w:hyperlink w:history="1" r:id="rId5q_akkn7vk4jh6o1bjhz4">
         <w:r>
           <w:rPr>
             <w:rStyle w:val="Hyperlink"/>
@@ -851,7 +851,7 @@
       <w:r>
         <w:t xml:space="preserve"> — modifié — </w:t>
       </w:r>
-      <w:hyperlink w:history="1" r:id="rId95qapxsvp-cgrheop0_uo">
+      <w:hyperlink w:history="1" r:id="rIdhrv5hi-xrfnft7vtxjbyl">
         <w:r>
           <w:rPr>
             <w:rStyle w:val="Hyperlink"/>
@@ -888,7 +888,7 @@
       <w:r>
         <w:t xml:space="preserve"> — modifié — </w:t>
       </w:r>
-      <w:hyperlink w:history="1" r:id="rIdpudvdurmrwbvwcovzrh4a">
+      <w:hyperlink w:history="1" r:id="rId_gda8qoyqvvzhpabzlbqn">
         <w:r>
           <w:rPr>
             <w:rStyle w:val="Hyperlink"/>
@@ -917,7 +917,7 @@
       <w:r>
         <w:t xml:space="preserve"> — créé — </w:t>
       </w:r>
-      <w:hyperlink w:history="1" r:id="rIdilqszsmtodgodmxkfp3ku">
+      <w:hyperlink w:history="1" r:id="rId3klbtli-dgsmakcwmqjmd">
         <w:r>
           <w:rPr>
             <w:rStyle w:val="Hyperlink"/>
@@ -946,7 +946,7 @@
       <w:r>
         <w:t xml:space="preserve"> — modifié — </w:t>
       </w:r>
-      <w:hyperlink w:history="1" r:id="rIdpwd0xy5_riv4hrkzpkaiw">
+      <w:hyperlink w:history="1" r:id="rIdqdop2_i3vdvpl-2a_rx-2">
         <w:r>
           <w:rPr>
             <w:rStyle w:val="Hyperlink"/>
@@ -975,7 +975,7 @@
       <w:r>
         <w:t xml:space="preserve"> — modifié — </w:t>
       </w:r>
-      <w:hyperlink w:history="1" r:id="rIdqewitehrhdmx_bcsbsc6l">
+      <w:hyperlink w:history="1" r:id="rIdz9wfl6wqd871fj-ghtqq7">
         <w:r>
           <w:rPr>
             <w:rStyle w:val="Hyperlink"/>
@@ -1004,7 +1004,7 @@
       <w:r>
         <w:t xml:space="preserve"> — modifié — </w:t>
       </w:r>
-      <w:hyperlink w:history="1" r:id="rId1yrrxouunvryfohjhs__g">
+      <w:hyperlink w:history="1" r:id="rIdtjd3n3f7b6ddwdhbbe-5x">
         <w:r>
           <w:rPr>
             <w:rStyle w:val="Hyperlink"/>
@@ -1041,7 +1041,7 @@
       <w:r>
         <w:t xml:space="preserve"> — modifié — </w:t>
       </w:r>
-      <w:hyperlink w:history="1" r:id="rIda-duqsqqr3ybjlfuvg41r">
+      <w:hyperlink w:history="1" r:id="rId10ysnk644iwmlvpiylxtd">
         <w:r>
           <w:rPr>
             <w:rStyle w:val="Hyperlink"/>
@@ -1070,7 +1070,7 @@
       <w:r>
         <w:t xml:space="preserve"> — modifié — </w:t>
       </w:r>
-      <w:hyperlink w:history="1" r:id="rIdatfz7gg6csigmfz618bzj">
+      <w:hyperlink w:history="1" r:id="rIdprjevm5zxl34rfpb7zhgs">
         <w:r>
           <w:rPr>
             <w:rStyle w:val="Hyperlink"/>
@@ -1099,7 +1099,7 @@
       <w:r>
         <w:t xml:space="preserve"> — créé — </w:t>
       </w:r>
-      <w:hyperlink w:history="1" r:id="rId6ltcvjaysbh7z3e9wuiha">
+      <w:hyperlink w:history="1" r:id="rIdexiwpjwrzcb_zgpxutt1q">
         <w:r>
           <w:rPr>
             <w:rStyle w:val="Hyperlink"/>
@@ -1128,7 +1128,7 @@
       <w:r>
         <w:t xml:space="preserve"> — créé — </w:t>
       </w:r>
-      <w:hyperlink w:history="1" r:id="rIdk9jj6mdw6y05l9udapkgb">
+      <w:hyperlink w:history="1" r:id="rId6hiyylenb7phosyx9ga5r">
         <w:r>
           <w:rPr>
             <w:rStyle w:val="Hyperlink"/>
@@ -1157,7 +1157,7 @@
       <w:r>
         <w:t xml:space="preserve"> — modifié — </w:t>
       </w:r>
-      <w:hyperlink w:history="1" r:id="rIdpsydpcq7faxv4s7xe_h4x">
+      <w:hyperlink w:history="1" r:id="rIdrtap9ylcdnu-w1krb889r">
         <w:r>
           <w:rPr>
             <w:rStyle w:val="Hyperlink"/>
@@ -1186,7 +1186,7 @@
       <w:r>
         <w:t xml:space="preserve"> — modifié — </w:t>
       </w:r>
-      <w:hyperlink w:history="1" r:id="rIdywdoqegpgbfmxhlx4qowl">
+      <w:hyperlink w:history="1" r:id="rIdajiue6idd_5w6i5dqq8q3">
         <w:r>
           <w:rPr>
             <w:rStyle w:val="Hyperlink"/>
@@ -1215,7 +1215,7 @@
       <w:r>
         <w:t xml:space="preserve"> — modifié — </w:t>
       </w:r>
-      <w:hyperlink w:history="1" r:id="rIdmpczze5l3bijngjhhsgog">
+      <w:hyperlink w:history="1" r:id="rIddflvidspull3nbzjvnyr6">
         <w:r>
           <w:rPr>
             <w:rStyle w:val="Hyperlink"/>
@@ -1244,7 +1244,7 @@
       <w:r>
         <w:t xml:space="preserve"> — créé — </w:t>
       </w:r>
-      <w:hyperlink w:history="1" r:id="rIdeuo3uzdkeuq7oympshhn6">
+      <w:hyperlink w:history="1" r:id="rIdlem1rq1klaxdy7p5vowfa">
         <w:r>
           <w:rPr>
             <w:rStyle w:val="Hyperlink"/>
@@ -1273,7 +1273,7 @@
       <w:r>
         <w:t xml:space="preserve"> — modifié — </w:t>
       </w:r>
-      <w:hyperlink w:history="1" r:id="rIdvybanw9q592ag1pfg0duc">
+      <w:hyperlink w:history="1" r:id="rIdjh3pm-6srsqjmcucqnkw7">
         <w:r>
           <w:rPr>
             <w:rStyle w:val="Hyperlink"/>
@@ -1302,7 +1302,7 @@
       <w:r>
         <w:t xml:space="preserve"> — modifié — </w:t>
       </w:r>
-      <w:hyperlink w:history="1" r:id="rId3d1farsltvvdhygl1-s2g">
+      <w:hyperlink w:history="1" r:id="rIdna_bc68xuoa3yqduw2x_t">
         <w:r>
           <w:rPr>
             <w:rStyle w:val="Hyperlink"/>
@@ -1331,7 +1331,7 @@
       <w:r>
         <w:t xml:space="preserve"> — modifié — </w:t>
       </w:r>
-      <w:hyperlink w:history="1" r:id="rIdwql0pwdmd57hhefcstydr">
+      <w:hyperlink w:history="1" r:id="rIdwet_7zpdzrtvfqykh3ooi">
         <w:r>
           <w:rPr>
             <w:rStyle w:val="Hyperlink"/>
@@ -1368,7 +1368,7 @@
       <w:r>
         <w:t xml:space="preserve"> — modifié — </w:t>
       </w:r>
-      <w:hyperlink w:history="1" r:id="rIdf8iroaectujylqyiru_jy">
+      <w:hyperlink w:history="1" r:id="rIdpy06ejzctepv0sd2hskyh">
         <w:r>
           <w:rPr>
             <w:rStyle w:val="Hyperlink"/>
@@ -1405,7 +1405,7 @@
       <w:r>
         <w:t xml:space="preserve"> — modifié — </w:t>
       </w:r>
-      <w:hyperlink w:history="1" r:id="rIdag86xqmzvismivaqpt0pd">
+      <w:hyperlink w:history="1" r:id="rIdxqzvbdwdopcqszplemchd">
         <w:r>
           <w:rPr>
             <w:rStyle w:val="Hyperlink"/>
@@ -1486,6 +1486,18 @@
       </w:pPr>
       <w:r>
         <w:t xml:space="preserve">correspondance apprise ; [F] colis oublié : alerte, validation refusée sans « J'ai vérifié », acceptée avec</w:t>
+      </w:r>
+    </w:p>
+    <w:p>
+      <w:pPr>
+        <w:pStyle w:val="ListParagraph"/>
+        <w:numPr>
+          <w:ilvl w:val="1"/>
+          <w:numId w:val="2"/>
+        </w:numPr>
+      </w:pPr>
+      <w:r>
+        <w:t xml:space="preserve">correspondance corrigée puis retirée (§15.174) : journalisée ; [F] inconnue : 404</w:t>
       </w:r>
     </w:p>
     <w:p>

--- a/docs/developpement/phases/word/PHASE_73_ACHATS_INGREDIENTS_A_PART_RACCOURCI_DE_CLOTURE_FACTURE_QUI_ENTRE_EN_RE.docx
+++ b/docs/developpement/phases/word/PHASE_73_ACHATS_INGREDIENTS_A_PART_RACCOURCI_DE_CLOTURE_FACTURE_QUI_ENTRE_EN_RE.docx
@@ -20,7 +20,7 @@
       <w:r>
         <w:t xml:space="preserve">FlaiX Expert · dossier de développement · généré le 2026-10-25 depuis le dépôt </w:t>
       </w:r>
-      <w:hyperlink w:history="1" r:id="rIdcdqqvllrn5wo2nf-scm41">
+      <w:hyperlink w:history="1" r:id="rIduiq09lwjagrngbajw0p9g">
         <w:r>
           <w:rPr>
             <w:rStyle w:val="Hyperlink"/>
@@ -619,7 +619,7 @@
           <w:numId w:val="2"/>
         </w:numPr>
       </w:pPr>
-      <w:hyperlink w:history="1" r:id="rIdavsq2qks8gowo9ulgljf5">
+      <w:hyperlink w:history="1" r:id="rIdtsmkdlzmoy8q39r4hhtdg">
         <w:r>
           <w:rPr>
             <w:rStyle w:val="Hyperlink"/>
@@ -639,7 +639,7 @@
           <w:numId w:val="2"/>
         </w:numPr>
       </w:pPr>
-      <w:hyperlink w:history="1" r:id="rIdzzy4qvfmhrhiuqpfom43s">
+      <w:hyperlink w:history="1" r:id="rIdpkmfa0ei4yf2hmkqhrv5c">
         <w:r>
           <w:rPr>
             <w:rStyle w:val="Hyperlink"/>
@@ -659,7 +659,7 @@
           <w:numId w:val="2"/>
         </w:numPr>
       </w:pPr>
-      <w:hyperlink w:history="1" r:id="rId7qkxvpqabffuf6yjzphcf">
+      <w:hyperlink w:history="1" r:id="rIdzokgj3wp0cwpqjvrxto98">
         <w:r>
           <w:rPr>
             <w:rStyle w:val="Hyperlink"/>
@@ -679,7 +679,7 @@
           <w:numId w:val="2"/>
         </w:numPr>
       </w:pPr>
-      <w:hyperlink w:history="1" r:id="rId-k9daxu_13kzeoetjgrji">
+      <w:hyperlink w:history="1" r:id="rIdsojn8bnxsqq9zloypk1f9">
         <w:r>
           <w:rPr>
             <w:rStyle w:val="Hyperlink"/>
@@ -727,7 +727,7 @@
       <w:r>
         <w:t xml:space="preserve"> — créé — </w:t>
       </w:r>
-      <w:hyperlink w:history="1" r:id="rId5irrltypug7ih7w_vhvz6">
+      <w:hyperlink w:history="1" r:id="rIdbj56zde8hluvl5pcvhqzo">
         <w:r>
           <w:rPr>
             <w:rStyle w:val="Hyperlink"/>
@@ -756,7 +756,7 @@
       <w:r>
         <w:t xml:space="preserve"> — créé — </w:t>
       </w:r>
-      <w:hyperlink w:history="1" r:id="rIdxnpi3igx95wi2nn5pjrwl">
+      <w:hyperlink w:history="1" r:id="rId8jfuaqj_np9kb01nc0spz">
         <w:r>
           <w:rPr>
             <w:rStyle w:val="Hyperlink"/>
@@ -785,7 +785,7 @@
       <w:r>
         <w:t xml:space="preserve"> — modifié — </w:t>
       </w:r>
-      <w:hyperlink w:history="1" r:id="rIdq5f9n_vv38t1q4v3fduwy">
+      <w:hyperlink w:history="1" r:id="rIdadpn1mofsnn_sidoycn7h">
         <w:r>
           <w:rPr>
             <w:rStyle w:val="Hyperlink"/>
@@ -822,7 +822,7 @@
       <w:r>
         <w:t xml:space="preserve"> — modifié — </w:t>
       </w:r>
-      <w:hyperlink w:history="1" r:id="rId5q_akkn7vk4jh6o1bjhz4">
+      <w:hyperlink w:history="1" r:id="rId8lwftktsppf5bhdagnrpx">
         <w:r>
           <w:rPr>
             <w:rStyle w:val="Hyperlink"/>
@@ -851,7 +851,7 @@
       <w:r>
         <w:t xml:space="preserve"> — modifié — </w:t>
       </w:r>
-      <w:hyperlink w:history="1" r:id="rIdhrv5hi-xrfnft7vtxjbyl">
+      <w:hyperlink w:history="1" r:id="rId5bz4j6hh5pdvsy92e2rkv">
         <w:r>
           <w:rPr>
             <w:rStyle w:val="Hyperlink"/>
@@ -888,7 +888,7 @@
       <w:r>
         <w:t xml:space="preserve"> — modifié — </w:t>
       </w:r>
-      <w:hyperlink w:history="1" r:id="rId_gda8qoyqvvzhpabzlbqn">
+      <w:hyperlink w:history="1" r:id="rIdue-mftel1nnly-p7lgrdy">
         <w:r>
           <w:rPr>
             <w:rStyle w:val="Hyperlink"/>
@@ -917,7 +917,7 @@
       <w:r>
         <w:t xml:space="preserve"> — créé — </w:t>
       </w:r>
-      <w:hyperlink w:history="1" r:id="rId3klbtli-dgsmakcwmqjmd">
+      <w:hyperlink w:history="1" r:id="rIdegzf_zoqn87v7aannioij">
         <w:r>
           <w:rPr>
             <w:rStyle w:val="Hyperlink"/>
@@ -946,7 +946,7 @@
       <w:r>
         <w:t xml:space="preserve"> — modifié — </w:t>
       </w:r>
-      <w:hyperlink w:history="1" r:id="rIdqdop2_i3vdvpl-2a_rx-2">
+      <w:hyperlink w:history="1" r:id="rIdjk5ccsjb-ymgt-nj6nwbq">
         <w:r>
           <w:rPr>
             <w:rStyle w:val="Hyperlink"/>
@@ -975,7 +975,7 @@
       <w:r>
         <w:t xml:space="preserve"> — modifié — </w:t>
       </w:r>
-      <w:hyperlink w:history="1" r:id="rIdz9wfl6wqd871fj-ghtqq7">
+      <w:hyperlink w:history="1" r:id="rIdwsghqd27czrgwjsclbtos">
         <w:r>
           <w:rPr>
             <w:rStyle w:val="Hyperlink"/>
@@ -1004,7 +1004,7 @@
       <w:r>
         <w:t xml:space="preserve"> — modifié — </w:t>
       </w:r>
-      <w:hyperlink w:history="1" r:id="rIdtjd3n3f7b6ddwdhbbe-5x">
+      <w:hyperlink w:history="1" r:id="rIddank-2-yxhivxrc-p00qb">
         <w:r>
           <w:rPr>
             <w:rStyle w:val="Hyperlink"/>
@@ -1041,7 +1041,7 @@
       <w:r>
         <w:t xml:space="preserve"> — modifié — </w:t>
       </w:r>
-      <w:hyperlink w:history="1" r:id="rId10ysnk644iwmlvpiylxtd">
+      <w:hyperlink w:history="1" r:id="rId35oapvfvrd_mpwndefbnk">
         <w:r>
           <w:rPr>
             <w:rStyle w:val="Hyperlink"/>
@@ -1070,7 +1070,7 @@
       <w:r>
         <w:t xml:space="preserve"> — modifié — </w:t>
       </w:r>
-      <w:hyperlink w:history="1" r:id="rIdprjevm5zxl34rfpb7zhgs">
+      <w:hyperlink w:history="1" r:id="rIdg21kwsubv7gnlae48_xyj">
         <w:r>
           <w:rPr>
             <w:rStyle w:val="Hyperlink"/>
@@ -1099,7 +1099,7 @@
       <w:r>
         <w:t xml:space="preserve"> — créé — </w:t>
       </w:r>
-      <w:hyperlink w:history="1" r:id="rIdexiwpjwrzcb_zgpxutt1q">
+      <w:hyperlink w:history="1" r:id="rIdpmwgqmpwuqcac-bvpz6yf">
         <w:r>
           <w:rPr>
             <w:rStyle w:val="Hyperlink"/>
@@ -1128,7 +1128,7 @@
       <w:r>
         <w:t xml:space="preserve"> — créé — </w:t>
       </w:r>
-      <w:hyperlink w:history="1" r:id="rId6hiyylenb7phosyx9ga5r">
+      <w:hyperlink w:history="1" r:id="rIdkevkvcemcrgvuryzoyqpl">
         <w:r>
           <w:rPr>
             <w:rStyle w:val="Hyperlink"/>
@@ -1157,7 +1157,7 @@
       <w:r>
         <w:t xml:space="preserve"> — modifié — </w:t>
       </w:r>
-      <w:hyperlink w:history="1" r:id="rIdrtap9ylcdnu-w1krb889r">
+      <w:hyperlink w:history="1" r:id="rIdhvaemqgxgikagyor4vcm2">
         <w:r>
           <w:rPr>
             <w:rStyle w:val="Hyperlink"/>
@@ -1186,7 +1186,7 @@
       <w:r>
         <w:t xml:space="preserve"> — modifié — </w:t>
       </w:r>
-      <w:hyperlink w:history="1" r:id="rIdajiue6idd_5w6i5dqq8q3">
+      <w:hyperlink w:history="1" r:id="rIdtfnwes2ihznfldljhown3">
         <w:r>
           <w:rPr>
             <w:rStyle w:val="Hyperlink"/>
@@ -1215,7 +1215,7 @@
       <w:r>
         <w:t xml:space="preserve"> — modifié — </w:t>
       </w:r>
-      <w:hyperlink w:history="1" r:id="rIddflvidspull3nbzjvnyr6">
+      <w:hyperlink w:history="1" r:id="rIdjeuxp-egpvnhnss-xoxb8">
         <w:r>
           <w:rPr>
             <w:rStyle w:val="Hyperlink"/>
@@ -1244,7 +1244,7 @@
       <w:r>
         <w:t xml:space="preserve"> — créé — </w:t>
       </w:r>
-      <w:hyperlink w:history="1" r:id="rIdlem1rq1klaxdy7p5vowfa">
+      <w:hyperlink w:history="1" r:id="rId-fbn1knnjfrkux1iowxig">
         <w:r>
           <w:rPr>
             <w:rStyle w:val="Hyperlink"/>
@@ -1273,7 +1273,7 @@
       <w:r>
         <w:t xml:space="preserve"> — modifié — </w:t>
       </w:r>
-      <w:hyperlink w:history="1" r:id="rIdjh3pm-6srsqjmcucqnkw7">
+      <w:hyperlink w:history="1" r:id="rId_1igfnndjo9r2jgxt9t3x">
         <w:r>
           <w:rPr>
             <w:rStyle w:val="Hyperlink"/>
@@ -1302,7 +1302,7 @@
       <w:r>
         <w:t xml:space="preserve"> — modifié — </w:t>
       </w:r>
-      <w:hyperlink w:history="1" r:id="rIdna_bc68xuoa3yqduw2x_t">
+      <w:hyperlink w:history="1" r:id="rIdbkngsjip65zfpqj4wdsed">
         <w:r>
           <w:rPr>
             <w:rStyle w:val="Hyperlink"/>
@@ -1331,7 +1331,7 @@
       <w:r>
         <w:t xml:space="preserve"> — modifié — </w:t>
       </w:r>
-      <w:hyperlink w:history="1" r:id="rIdwet_7zpdzrtvfqykh3ooi">
+      <w:hyperlink w:history="1" r:id="rIdv0pic9fxp0rosx9jbsom7">
         <w:r>
           <w:rPr>
             <w:rStyle w:val="Hyperlink"/>
@@ -1368,7 +1368,7 @@
       <w:r>
         <w:t xml:space="preserve"> — modifié — </w:t>
       </w:r>
-      <w:hyperlink w:history="1" r:id="rIdpy06ejzctepv0sd2hskyh">
+      <w:hyperlink w:history="1" r:id="rIduwzy-j_brb80neaqspygs">
         <w:r>
           <w:rPr>
             <w:rStyle w:val="Hyperlink"/>
@@ -1405,7 +1405,7 @@
       <w:r>
         <w:t xml:space="preserve"> — modifié — </w:t>
       </w:r>
-      <w:hyperlink w:history="1" r:id="rIdxqzvbdwdopcqszplemchd">
+      <w:hyperlink w:history="1" r:id="rIdgmtkh3jmxjnuikvgqorxo">
         <w:r>
           <w:rPr>
             <w:rStyle w:val="Hyperlink"/>
@@ -1498,6 +1498,18 @@
       </w:pPr>
       <w:r>
         <w:t xml:space="preserve">correspondance corrigée puis retirée (§15.174) : journalisée ; [F] inconnue : 404</w:t>
+      </w:r>
+    </w:p>
+    <w:p>
+      <w:pPr>
+        <w:pStyle w:val="ListParagraph"/>
+        <w:numPr>
+          <w:ilvl w:val="1"/>
+          <w:numId w:val="2"/>
+        </w:numPr>
+      </w:pPr>
+      <w:r>
+        <w:t xml:space="preserve">audit §15.175 — produit retiré sur une facture : la correspondance apprise suit ; [F] quantité × colis au-delà d'un mouvement : refusée clairement</w:t>
       </w:r>
     </w:p>
     <w:p>

--- a/docs/developpement/phases/word/PHASE_73_ACHATS_INGREDIENTS_A_PART_RACCOURCI_DE_CLOTURE_FACTURE_QUI_ENTRE_EN_RE.docx
+++ b/docs/developpement/phases/word/PHASE_73_ACHATS_INGREDIENTS_A_PART_RACCOURCI_DE_CLOTURE_FACTURE_QUI_ENTRE_EN_RE.docx
@@ -20,7 +20,7 @@
       <w:r>
         <w:t xml:space="preserve">FlaiX Expert · dossier de développement · généré le 2026-10-25 depuis le dépôt </w:t>
       </w:r>
-      <w:hyperlink w:history="1" r:id="rIduiq09lwjagrngbajw0p9g">
+      <w:hyperlink w:history="1" r:id="rIdh7ico9ex6wlxt2jnnaa-b">
         <w:r>
           <w:rPr>
             <w:rStyle w:val="Hyperlink"/>
@@ -619,7 +619,7 @@
           <w:numId w:val="2"/>
         </w:numPr>
       </w:pPr>
-      <w:hyperlink w:history="1" r:id="rIdtsmkdlzmoy8q39r4hhtdg">
+      <w:hyperlink w:history="1" r:id="rId6uldzylqirn9uaeih8xmh">
         <w:r>
           <w:rPr>
             <w:rStyle w:val="Hyperlink"/>
@@ -639,7 +639,7 @@
           <w:numId w:val="2"/>
         </w:numPr>
       </w:pPr>
-      <w:hyperlink w:history="1" r:id="rIdpkmfa0ei4yf2hmkqhrv5c">
+      <w:hyperlink w:history="1" r:id="rIde0vt5ke39nc_ldufdtniw">
         <w:r>
           <w:rPr>
             <w:rStyle w:val="Hyperlink"/>
@@ -659,7 +659,7 @@
           <w:numId w:val="2"/>
         </w:numPr>
       </w:pPr>
-      <w:hyperlink w:history="1" r:id="rIdzokgj3wp0cwpqjvrxto98">
+      <w:hyperlink w:history="1" r:id="rIdqjifz1879_is-a-yimey7">
         <w:r>
           <w:rPr>
             <w:rStyle w:val="Hyperlink"/>
@@ -679,7 +679,7 @@
           <w:numId w:val="2"/>
         </w:numPr>
       </w:pPr>
-      <w:hyperlink w:history="1" r:id="rIdsojn8bnxsqq9zloypk1f9">
+      <w:hyperlink w:history="1" r:id="rIddnfxm2bxbishrbj6uptgw">
         <w:r>
           <w:rPr>
             <w:rStyle w:val="Hyperlink"/>
@@ -727,7 +727,7 @@
       <w:r>
         <w:t xml:space="preserve"> — créé — </w:t>
       </w:r>
-      <w:hyperlink w:history="1" r:id="rIdbj56zde8hluvl5pcvhqzo">
+      <w:hyperlink w:history="1" r:id="rIds1nzj0nd_sso4lcswbjx7">
         <w:r>
           <w:rPr>
             <w:rStyle w:val="Hyperlink"/>
@@ -756,7 +756,7 @@
       <w:r>
         <w:t xml:space="preserve"> — créé — </w:t>
       </w:r>
-      <w:hyperlink w:history="1" r:id="rId8jfuaqj_np9kb01nc0spz">
+      <w:hyperlink w:history="1" r:id="rIdtlyleuxarqp2qri9qfjh5">
         <w:r>
           <w:rPr>
             <w:rStyle w:val="Hyperlink"/>
@@ -785,7 +785,7 @@
       <w:r>
         <w:t xml:space="preserve"> — modifié — </w:t>
       </w:r>
-      <w:hyperlink w:history="1" r:id="rIdadpn1mofsnn_sidoycn7h">
+      <w:hyperlink w:history="1" r:id="rId6r2auay4jx0-zkmxrxqrl">
         <w:r>
           <w:rPr>
             <w:rStyle w:val="Hyperlink"/>
@@ -822,7 +822,7 @@
       <w:r>
         <w:t xml:space="preserve"> — modifié — </w:t>
       </w:r>
-      <w:hyperlink w:history="1" r:id="rId8lwftktsppf5bhdagnrpx">
+      <w:hyperlink w:history="1" r:id="rIdugvq6_iwhvkjxnyuctpyf">
         <w:r>
           <w:rPr>
             <w:rStyle w:val="Hyperlink"/>
@@ -851,7 +851,7 @@
       <w:r>
         <w:t xml:space="preserve"> — modifié — </w:t>
       </w:r>
-      <w:hyperlink w:history="1" r:id="rId5bz4j6hh5pdvsy92e2rkv">
+      <w:hyperlink w:history="1" r:id="rIdwlabaccwmyzfzo-wfiavh">
         <w:r>
           <w:rPr>
             <w:rStyle w:val="Hyperlink"/>
@@ -888,7 +888,7 @@
       <w:r>
         <w:t xml:space="preserve"> — modifié — </w:t>
       </w:r>
-      <w:hyperlink w:history="1" r:id="rIdue-mftel1nnly-p7lgrdy">
+      <w:hyperlink w:history="1" r:id="rIdiwftumcpf2yz7wgyrqiaj">
         <w:r>
           <w:rPr>
             <w:rStyle w:val="Hyperlink"/>
@@ -917,7 +917,7 @@
       <w:r>
         <w:t xml:space="preserve"> — créé — </w:t>
       </w:r>
-      <w:hyperlink w:history="1" r:id="rIdegzf_zoqn87v7aannioij">
+      <w:hyperlink w:history="1" r:id="rIdskuvz2usrdfeph4kcawoi">
         <w:r>
           <w:rPr>
             <w:rStyle w:val="Hyperlink"/>
@@ -946,7 +946,7 @@
       <w:r>
         <w:t xml:space="preserve"> — modifié — </w:t>
       </w:r>
-      <w:hyperlink w:history="1" r:id="rIdjk5ccsjb-ymgt-nj6nwbq">
+      <w:hyperlink w:history="1" r:id="rIde_xfes7sjvjpgbipti8jl">
         <w:r>
           <w:rPr>
             <w:rStyle w:val="Hyperlink"/>
@@ -975,7 +975,7 @@
       <w:r>
         <w:t xml:space="preserve"> — modifié — </w:t>
       </w:r>
-      <w:hyperlink w:history="1" r:id="rIdwsghqd27czrgwjsclbtos">
+      <w:hyperlink w:history="1" r:id="rId2ck2mnaxw1y6waxv0xdjy">
         <w:r>
           <w:rPr>
             <w:rStyle w:val="Hyperlink"/>
@@ -1004,7 +1004,7 @@
       <w:r>
         <w:t xml:space="preserve"> — modifié — </w:t>
       </w:r>
-      <w:hyperlink w:history="1" r:id="rIddank-2-yxhivxrc-p00qb">
+      <w:hyperlink w:history="1" r:id="rIdabbqa5a-ysyfc2r5omer4">
         <w:r>
           <w:rPr>
             <w:rStyle w:val="Hyperlink"/>
@@ -1041,7 +1041,7 @@
       <w:r>
         <w:t xml:space="preserve"> — modifié — </w:t>
       </w:r>
-      <w:hyperlink w:history="1" r:id="rId35oapvfvrd_mpwndefbnk">
+      <w:hyperlink w:history="1" r:id="rIdvrzeei1lokcjjr1qvqba2">
         <w:r>
           <w:rPr>
             <w:rStyle w:val="Hyperlink"/>
@@ -1070,7 +1070,7 @@
       <w:r>
         <w:t xml:space="preserve"> — modifié — </w:t>
       </w:r>
-      <w:hyperlink w:history="1" r:id="rIdg21kwsubv7gnlae48_xyj">
+      <w:hyperlink w:history="1" r:id="rIdmmslg1kkti2qar5zmdhcy">
         <w:r>
           <w:rPr>
             <w:rStyle w:val="Hyperlink"/>
@@ -1099,7 +1099,7 @@
       <w:r>
         <w:t xml:space="preserve"> — créé — </w:t>
       </w:r>
-      <w:hyperlink w:history="1" r:id="rIdpmwgqmpwuqcac-bvpz6yf">
+      <w:hyperlink w:history="1" r:id="rIdesjcqtpuztqoqpi4ve6db">
         <w:r>
           <w:rPr>
             <w:rStyle w:val="Hyperlink"/>
@@ -1128,7 +1128,7 @@
       <w:r>
         <w:t xml:space="preserve"> — créé — </w:t>
       </w:r>
-      <w:hyperlink w:history="1" r:id="rIdkevkvcemcrgvuryzoyqpl">
+      <w:hyperlink w:history="1" r:id="rIdsgklvjerhst7uw-ihc4zd">
         <w:r>
           <w:rPr>
             <w:rStyle w:val="Hyperlink"/>
@@ -1157,7 +1157,7 @@
       <w:r>
         <w:t xml:space="preserve"> — modifié — </w:t>
       </w:r>
-      <w:hyperlink w:history="1" r:id="rIdhvaemqgxgikagyor4vcm2">
+      <w:hyperlink w:history="1" r:id="rIdm6n2fouduinpjuhmqskfr">
         <w:r>
           <w:rPr>
             <w:rStyle w:val="Hyperlink"/>
@@ -1186,7 +1186,7 @@
       <w:r>
         <w:t xml:space="preserve"> — modifié — </w:t>
       </w:r>
-      <w:hyperlink w:history="1" r:id="rIdtfnwes2ihznfldljhown3">
+      <w:hyperlink w:history="1" r:id="rIdkys4p77mpvzmgvruqh5jx">
         <w:r>
           <w:rPr>
             <w:rStyle w:val="Hyperlink"/>
@@ -1215,7 +1215,7 @@
       <w:r>
         <w:t xml:space="preserve"> — modifié — </w:t>
       </w:r>
-      <w:hyperlink w:history="1" r:id="rIdjeuxp-egpvnhnss-xoxb8">
+      <w:hyperlink w:history="1" r:id="rIdohyaakm-mxqnux2hhnsyr">
         <w:r>
           <w:rPr>
             <w:rStyle w:val="Hyperlink"/>
@@ -1244,7 +1244,7 @@
       <w:r>
         <w:t xml:space="preserve"> — créé — </w:t>
       </w:r>
-      <w:hyperlink w:history="1" r:id="rId-fbn1knnjfrkux1iowxig">
+      <w:hyperlink w:history="1" r:id="rIdc0-imy22c2pjubxrnl9xy">
         <w:r>
           <w:rPr>
             <w:rStyle w:val="Hyperlink"/>
@@ -1273,7 +1273,7 @@
       <w:r>
         <w:t xml:space="preserve"> — modifié — </w:t>
       </w:r>
-      <w:hyperlink w:history="1" r:id="rId_1igfnndjo9r2jgxt9t3x">
+      <w:hyperlink w:history="1" r:id="rId2rpbtpjcbvxzr29ndn2gm">
         <w:r>
           <w:rPr>
             <w:rStyle w:val="Hyperlink"/>
@@ -1302,7 +1302,7 @@
       <w:r>
         <w:t xml:space="preserve"> — modifié — </w:t>
       </w:r>
-      <w:hyperlink w:history="1" r:id="rIdbkngsjip65zfpqj4wdsed">
+      <w:hyperlink w:history="1" r:id="rIdpugscvrqpqxpl5ryvccwk">
         <w:r>
           <w:rPr>
             <w:rStyle w:val="Hyperlink"/>
@@ -1331,7 +1331,7 @@
       <w:r>
         <w:t xml:space="preserve"> — modifié — </w:t>
       </w:r>
-      <w:hyperlink w:history="1" r:id="rIdv0pic9fxp0rosx9jbsom7">
+      <w:hyperlink w:history="1" r:id="rIdovpsa7bdzth3tmeykxc-4">
         <w:r>
           <w:rPr>
             <w:rStyle w:val="Hyperlink"/>
@@ -1368,7 +1368,7 @@
       <w:r>
         <w:t xml:space="preserve"> — modifié — </w:t>
       </w:r>
-      <w:hyperlink w:history="1" r:id="rIduwzy-j_brb80neaqspygs">
+      <w:hyperlink w:history="1" r:id="rId85hz1_q3izvh_9cz2xs35">
         <w:r>
           <w:rPr>
             <w:rStyle w:val="Hyperlink"/>
@@ -1405,7 +1405,7 @@
       <w:r>
         <w:t xml:space="preserve"> — modifié — </w:t>
       </w:r>
-      <w:hyperlink w:history="1" r:id="rIdgmtkh3jmxjnuikvgqorxo">
+      <w:hyperlink w:history="1" r:id="rIdg3ifhvqufkwfcyzfwljfl">
         <w:r>
           <w:rPr>
             <w:rStyle w:val="Hyperlink"/>
